--- a/data/outputs/v2/Chemistry/SS3.1_Acids_and_Bases/Chemistry_Acids_and_Bases_FinalExplanation_TeacherKey.docx
+++ b/data/outputs/v2/Chemistry/SS3.1_Acids_and_Bases/Chemistry_Acids_and_Bases_FinalExplanation_TeacherKey.docx
@@ -1826,7 +1826,7 @@
         </w:rPr>
         <w:t xml:space="preserve">© 2026 SeaVuria and ARES. This work is licensed under a </w:t>
       </w:r>
-      <w:hyperlink w:history="1" r:id="rId5ppnwwwyg7vapcafm1gxe">
+      <w:hyperlink w:history="1" r:id="rIdl9jy_9as2lcszvm01fypv">
         <w:r>
           <w:rPr>
             <w:rFonts w:ascii="Arial" w:cs="Arial" w:eastAsia="Arial" w:hAnsi="Arial"/>
@@ -1846,7 +1846,7 @@
         </w:rPr>
         <w:t xml:space="preserve"> (</w:t>
       </w:r>
-      <w:hyperlink w:history="1" r:id="rId_uyihckbe3x357hu-erlq">
+      <w:hyperlink w:history="1" r:id="rIdustf1l0-qff9nmixtpczd">
         <w:r>
           <w:rPr>
             <w:rFonts w:ascii="Arial" w:cs="Arial" w:eastAsia="Arial" w:hAnsi="Arial"/>
@@ -1866,7 +1866,7 @@
         </w:rPr>
         <w:t xml:space="preserve">). To view a copy of this license, visit </w:t>
       </w:r>
-      <w:hyperlink w:history="1" r:id="rId2kcojlzjbc6hdkp_qvsok">
+      <w:hyperlink w:history="1" r:id="rIdb7vvbmbarlzsyfskpdlja">
         <w:r>
           <w:rPr>
             <w:rFonts w:ascii="Arial" w:cs="Arial" w:eastAsia="Arial" w:hAnsi="Arial"/>

--- a/data/outputs/v2/Chemistry/SS3.1_Acids_and_Bases/Chemistry_Acids_and_Bases_FinalExplanation_TeacherKey.docx
+++ b/data/outputs/v2/Chemistry/SS3.1_Acids_and_Bases/Chemistry_Acids_and_Bases_FinalExplanation_TeacherKey.docx
@@ -1826,7 +1826,7 @@
         </w:rPr>
         <w:t xml:space="preserve">© 2026 SeaVuria and ARES. This work is licensed under a </w:t>
       </w:r>
-      <w:hyperlink w:history="1" r:id="rIdl9jy_9as2lcszvm01fypv">
+      <w:hyperlink w:history="1" r:id="rIdqqqfsnod8cvtcuayqpigo">
         <w:r>
           <w:rPr>
             <w:rFonts w:ascii="Arial" w:cs="Arial" w:eastAsia="Arial" w:hAnsi="Arial"/>
@@ -1846,7 +1846,7 @@
         </w:rPr>
         <w:t xml:space="preserve"> (</w:t>
       </w:r>
-      <w:hyperlink w:history="1" r:id="rIdustf1l0-qff9nmixtpczd">
+      <w:hyperlink w:history="1" r:id="rIdqsfjmile6n90nnkt2pl2d">
         <w:r>
           <w:rPr>
             <w:rFonts w:ascii="Arial" w:cs="Arial" w:eastAsia="Arial" w:hAnsi="Arial"/>
@@ -1866,7 +1866,7 @@
         </w:rPr>
         <w:t xml:space="preserve">). To view a copy of this license, visit </w:t>
       </w:r>
-      <w:hyperlink w:history="1" r:id="rIdb7vvbmbarlzsyfskpdlja">
+      <w:hyperlink w:history="1" r:id="rIddxffwivbrbouxsehpdp_d">
         <w:r>
           <w:rPr>
             <w:rFonts w:ascii="Arial" w:cs="Arial" w:eastAsia="Arial" w:hAnsi="Arial"/>

--- a/data/outputs/v2/Chemistry/SS3.1_Acids_and_Bases/Chemistry_Acids_and_Bases_FinalExplanation_TeacherKey.docx
+++ b/data/outputs/v2/Chemistry/SS3.1_Acids_and_Bases/Chemistry_Acids_and_Bases_FinalExplanation_TeacherKey.docx
@@ -1826,7 +1826,7 @@
         </w:rPr>
         <w:t xml:space="preserve">© 2026 SeaVuria and ARES. This work is licensed under a </w:t>
       </w:r>
-      <w:hyperlink w:history="1" r:id="rIdqqqfsnod8cvtcuayqpigo">
+      <w:hyperlink w:history="1" r:id="rIdrhjidvh0oupvasikhfl-c">
         <w:r>
           <w:rPr>
             <w:rFonts w:ascii="Arial" w:cs="Arial" w:eastAsia="Arial" w:hAnsi="Arial"/>
@@ -1846,7 +1846,7 @@
         </w:rPr>
         <w:t xml:space="preserve"> (</w:t>
       </w:r>
-      <w:hyperlink w:history="1" r:id="rIdqsfjmile6n90nnkt2pl2d">
+      <w:hyperlink w:history="1" r:id="rIdrjkgetm98zps3oluaoi3g">
         <w:r>
           <w:rPr>
             <w:rFonts w:ascii="Arial" w:cs="Arial" w:eastAsia="Arial" w:hAnsi="Arial"/>
@@ -1866,7 +1866,7 @@
         </w:rPr>
         <w:t xml:space="preserve">). To view a copy of this license, visit </w:t>
       </w:r>
-      <w:hyperlink w:history="1" r:id="rIddxffwivbrbouxsehpdp_d">
+      <w:hyperlink w:history="1" r:id="rIdy3wlle96xx6r_rtaxadqg">
         <w:r>
           <w:rPr>
             <w:rFonts w:ascii="Arial" w:cs="Arial" w:eastAsia="Arial" w:hAnsi="Arial"/>

--- a/data/outputs/v2/Chemistry/SS3.1_Acids_and_Bases/Chemistry_Acids_and_Bases_FinalExplanation_TeacherKey.docx
+++ b/data/outputs/v2/Chemistry/SS3.1_Acids_and_Bases/Chemistry_Acids_and_Bases_FinalExplanation_TeacherKey.docx
@@ -95,7 +95,7 @@
                 <w:sz w:val="22"/>
                 <w:szCs w:val="22"/>
               </w:rPr>
-              <w:t xml:space="preserve">FINAL EXPLANATION: CHEMISTRY GRADE 10 – SUB-STRAND 3.1 ACIDS AND BASES: FINAL EXPLANATION</w:t>
+              <w:t xml:space="preserve">FINAL EXPLANATION: CHEMISTRY GRADE 10: ACIDS AND BASES (SUB-STRAND 3.1)</w:t>
             </w:r>
           </w:p>
         </w:tc>
@@ -224,7 +224,197 @@
                 <w:sz w:val="18"/>
                 <w:szCs w:val="18"/>
               </w:rPr>
-              <w:t xml:space="preserve">Remember the eight cups at the front of the class in Lesson 1: lemon juice, black tea (chai), cow's milk, Stoney Tangawizi, tap water, baking soda solution, liquid handwash soap and dilute Jik bleach. Five drops of universal indicator turned them into a rainbow. Our Driving Question was: "What invisible properties of everyday Kenyan liquids cause them to turn such different colours, and why does it matter for our health, our farms, and our environment?" In the space under each prompt, write a full scientific explanation in your own words. Use the Arrhenius definitions, ions, the pH scale, indicator behaviour and the chemical properties of acids and bases that you learned in Lessons 1 to 10. Use evidence from our experiments and give chemical equations where asked. Write in full sentences.</w:t>
+              <w:t xml:space="preserve">In this Final Explanation you answer the driving question: Does the alkalinity of a substance determine its uses in day to day life? Why are patients with hyperacidity issues given antacid medications? Use the evidence you collected in Lessons 1 to 10 and your final particle model (H+ (aq) and OH- (aq) ions). Write in full sentences in the space under each prompt. In every answer, give a claim, evidence (use numbers and observations) and reasoning (use particles and ions). Use the pH data below. Refer to the Kisumu products, Mr Kamau in Kericho and the pharmacist in Nairobi where you can.</w:t>
+            </w:r>
+          </w:p>
+          <w:p>
+            <w:pPr>
+              <w:spacing w:after="40" w:before="0"/>
+              <w:jc w:val="left"/>
+            </w:pPr>
+            <w:r>
+              <w:rPr>
+                <w:rFonts w:ascii="Arial" w:cs="Arial" w:eastAsia="Arial" w:hAnsi="Arial"/>
+                <w:b w:val="false"/>
+                <w:bCs w:val="false"/>
+                <w:i w:val="false"/>
+                <w:iCs w:val="false"/>
+                <w:color w:val="000000"/>
+                <w:sz w:val="18"/>
+                <w:szCs w:val="18"/>
+              </w:rPr>
+              <w:t xml:space="preserve"/>
+            </w:r>
+          </w:p>
+          <w:p>
+            <w:pPr>
+              <w:spacing w:after="40" w:before="0"/>
+              <w:jc w:val="left"/>
+            </w:pPr>
+            <w:r>
+              <w:rPr>
+                <w:rFonts w:ascii="Arial" w:cs="Arial" w:eastAsia="Arial" w:hAnsi="Arial"/>
+                <w:b w:val="false"/>
+                <w:bCs w:val="false"/>
+                <w:i w:val="false"/>
+                <w:iCs w:val="false"/>
+                <w:color w:val="000000"/>
+                <w:sz w:val="18"/>
+                <w:szCs w:val="18"/>
+              </w:rPr>
+              <w:t xml:space="preserve">Data table (pH measured with a pH meter at 25 °C):</w:t>
+            </w:r>
+          </w:p>
+          <w:p>
+            <w:pPr>
+              <w:spacing w:after="40" w:before="0"/>
+              <w:jc w:val="left"/>
+            </w:pPr>
+            <w:r>
+              <w:rPr>
+                <w:rFonts w:ascii="Arial" w:cs="Arial" w:eastAsia="Arial" w:hAnsi="Arial"/>
+                <w:b w:val="false"/>
+                <w:bCs w:val="false"/>
+                <w:i w:val="false"/>
+                <w:iCs w:val="false"/>
+                <w:color w:val="000000"/>
+                <w:sz w:val="18"/>
+                <w:szCs w:val="18"/>
+              </w:rPr>
+              <w:t xml:space="preserve"/>
+            </w:r>
+          </w:p>
+          <w:p>
+            <w:pPr>
+              <w:spacing w:after="40" w:before="0"/>
+              <w:jc w:val="left"/>
+            </w:pPr>
+            <w:r>
+              <w:rPr>
+                <w:rFonts w:ascii="Arial" w:cs="Arial" w:eastAsia="Arial" w:hAnsi="Arial"/>
+                <w:b w:val="false"/>
+                <w:bCs w:val="false"/>
+                <w:i w:val="false"/>
+                <w:iCs w:val="false"/>
+                <w:color w:val="000000"/>
+                <w:sz w:val="18"/>
+                <w:szCs w:val="18"/>
+              </w:rPr>
+              <w:t xml:space="preserve">| Substance | pH |</w:t>
+            </w:r>
+          </w:p>
+          <w:p>
+            <w:pPr>
+              <w:spacing w:after="40" w:before="0"/>
+              <w:jc w:val="left"/>
+            </w:pPr>
+            <w:r>
+              <w:rPr>
+                <w:rFonts w:ascii="Arial" w:cs="Arial" w:eastAsia="Arial" w:hAnsi="Arial"/>
+                <w:b w:val="false"/>
+                <w:bCs w:val="false"/>
+                <w:i w:val="false"/>
+                <w:iCs w:val="false"/>
+                <w:color w:val="000000"/>
+                <w:sz w:val="18"/>
+                <w:szCs w:val="18"/>
+              </w:rPr>
+              <w:t xml:space="preserve">|---|---|</w:t>
+            </w:r>
+          </w:p>
+          <w:p>
+            <w:pPr>
+              <w:spacing w:after="40" w:before="0"/>
+              <w:jc w:val="left"/>
+            </w:pPr>
+            <w:r>
+              <w:rPr>
+                <w:rFonts w:ascii="Arial" w:cs="Arial" w:eastAsia="Arial" w:hAnsi="Arial"/>
+                <w:b w:val="false"/>
+                <w:bCs w:val="false"/>
+                <w:i w:val="false"/>
+                <w:iCs w:val="false"/>
+                <w:color w:val="000000"/>
+                <w:sz w:val="18"/>
+                <w:szCs w:val="18"/>
+              </w:rPr>
+              <w:t xml:space="preserve">| Lemon juice (Kisumu market) | 2.0 |</w:t>
+            </w:r>
+          </w:p>
+          <w:p>
+            <w:pPr>
+              <w:spacing w:after="40" w:before="0"/>
+              <w:jc w:val="left"/>
+            </w:pPr>
+            <w:r>
+              <w:rPr>
+                <w:rFonts w:ascii="Arial" w:cs="Arial" w:eastAsia="Arial" w:hAnsi="Arial"/>
+                <w:b w:val="false"/>
+                <w:bCs w:val="false"/>
+                <w:i w:val="false"/>
+                <w:iCs w:val="false"/>
+                <w:color w:val="000000"/>
+                <w:sz w:val="18"/>
+                <w:szCs w:val="18"/>
+              </w:rPr>
+              <w:t xml:space="preserve">| Vinegar (5% ethanoic acid) | 2.8 |</w:t>
+            </w:r>
+          </w:p>
+          <w:p>
+            <w:pPr>
+              <w:spacing w:after="40" w:before="0"/>
+              <w:jc w:val="left"/>
+            </w:pPr>
+            <w:r>
+              <w:rPr>
+                <w:rFonts w:ascii="Arial" w:cs="Arial" w:eastAsia="Arial" w:hAnsi="Arial"/>
+                <w:b w:val="false"/>
+                <w:bCs w:val="false"/>
+                <w:i w:val="false"/>
+                <w:iCs w:val="false"/>
+                <w:color w:val="000000"/>
+                <w:sz w:val="18"/>
+                <w:szCs w:val="18"/>
+              </w:rPr>
+              <w:t xml:space="preserve">| Pure water | 7.0 |</w:t>
+            </w:r>
+          </w:p>
+          <w:p>
+            <w:pPr>
+              <w:spacing w:after="40" w:before="0"/>
+              <w:jc w:val="left"/>
+            </w:pPr>
+            <w:r>
+              <w:rPr>
+                <w:rFonts w:ascii="Arial" w:cs="Arial" w:eastAsia="Arial" w:hAnsi="Arial"/>
+                <w:b w:val="false"/>
+                <w:bCs w:val="false"/>
+                <w:i w:val="false"/>
+                <w:iCs w:val="false"/>
+                <w:color w:val="000000"/>
+                <w:sz w:val="18"/>
+                <w:szCs w:val="18"/>
+              </w:rPr>
+              <w:t xml:space="preserve">| Baking soda solution (as used for mandazi) | 8.3 |</w:t>
+            </w:r>
+          </w:p>
+          <w:p>
+            <w:pPr>
+              <w:spacing w:after="40" w:before="0"/>
+              <w:jc w:val="left"/>
+            </w:pPr>
+            <w:r>
+              <w:rPr>
+                <w:rFonts w:ascii="Arial" w:cs="Arial" w:eastAsia="Arial" w:hAnsi="Arial"/>
+                <w:b w:val="false"/>
+                <w:bCs w:val="false"/>
+                <w:i w:val="false"/>
+                <w:iCs w:val="false"/>
+                <w:color w:val="000000"/>
+                <w:sz w:val="18"/>
+                <w:szCs w:val="18"/>
+              </w:rPr>
+              <w:t xml:space="preserve">| Bar soap solution | 10.0 |</w:t>
             </w:r>
           </w:p>
         </w:tc>
@@ -285,7 +475,7 @@
                 <w:sz w:val="22"/>
                 <w:szCs w:val="22"/>
               </w:rPr>
-              <w:t xml:space="preserve">Part 1: Sorting the cups into groups</w:t>
+              <w:t xml:space="preserve">Part 1: Sorting products that look alike</w:t>
             </w:r>
           </w:p>
         </w:tc>
@@ -319,7 +509,7 @@
                 <w:sz w:val="18"/>
                 <w:szCs w:val="18"/>
               </w:rPr>
-              <w:t xml:space="preserve">Look back at the eight cups from Lesson 1. (a) Sort all eight cups into three groups (acidic, neutral, basic) and state the universal indicator colour you observed for each group. Make sure every cup is placed in a group. (b) Describe how red litmus, blue litmus, phenolphthalein and methyl orange would each behave in an acid and in a base. (c) Explain why we discuss taste and feel as properties of acids and bases but never use them to test substances in the laboratory.</w:t>
+              <w:t xml:space="preserve">Lemon juice, vinegar, baking soda solution and soap solution look similar in clear cups, yet Otieno found lemon sour and Wanjiru found soap slippery. Using the pH table and the indicator results from your tests (litmus, red cabbage extract and universal indicator), classify each product as acid, base or neutral. Explain how the indicators and pH values agree even though the colours differ. Which product in each pair is more acidic or more basic: lemon juice and vinegar, soap and baking soda? Give the pH evidence.</w:t>
             </w:r>
           </w:p>
         </w:tc>
@@ -351,7 +541,7 @@
                 <w:sz w:val="18"/>
                 <w:szCs w:val="18"/>
               </w:rPr>
-              <w:t xml:space="preserve">(a) Acidic group: lemon juice, Stoney Tangawizi and black tea (chai) turned red or orange with universal indicator. Neutral group: tap water turned a stable green, and cow's milk, which is neutral or only very slightly acidic, gave a yellow-green colour next to green on the indicator range, so it belongs in the neutral group. Basic group: baking soda solution, liquid handwash soap and dilute Jik bleach turned blue or purple. (b) In an acid: blue litmus turns red (red litmus stays red), phenolphthalein stays colourless, methyl orange turns red. In a base: red litmus turns blue (blue litmus stays blue), phenolphthalein turns pink/magenta, methyl orange turns yellow. A neutral substance causes no litmus change, leaves phenolphthalein colourless and leaves methyl orange orange-yellow. (c) Acids taste sour and bases taste bitter and feel slippery, but many laboratory chemicals are corrosive or poisonous, so tasting or touching them is dangerous. Indicators give a safe, reliable and reproducible way to classify a liquid, so we never taste substances in the laboratory.</w:t>
+              <w:t xml:space="preserve">Claim: Lemon juice and vinegar are acids, baking soda and soap are bases, and water is neutral. Evidence: Lemon juice (pH 2.0) and vinegar (pH 2.8) are below 7 and turn blue litmus red. Baking soda (pH 8.3) and soap (pH 10.0) are above 7 and turn red litmus blue. Water (pH 7.0) changes neither litmus paper. Red cabbage extract was red/pink in lemon juice, pink-red in vinegar, purple in water, blue-green in baking soda and green-yellow in soap. Universal indicator was red-orange (pH 2) in lemon juice, orange (pH 3) in vinegar, green (7) in water, blue (8) in baking soda and blue-purple (10) in soap. Reasoning: Different indicators have different colours, but each changes colour according to whether the substance is acidic, neutral or basic, so all give the same sorting. Universal indicator also shows how acidic or basic a substance is. Lemon juice (2.0) is more acidic than vinegar (2.8), a difference of 0.8 pH units. Soap (10.0) is more basic than baking soda (8.3), a difference of 1.7 pH units.</w:t>
             </w:r>
           </w:p>
         </w:tc>
@@ -412,7 +602,7 @@
                 <w:sz w:val="22"/>
                 <w:szCs w:val="22"/>
               </w:rPr>
-              <w:t xml:space="preserve">Part 2: What is inside an acid or a base?</w:t>
+              <w:t xml:space="preserve">Part 2: What is inside acids and alkalis?</w:t>
             </w:r>
           </w:p>
         </w:tc>
@@ -446,7 +636,7 @@
                 <w:sz w:val="18"/>
                 <w:szCs w:val="18"/>
               </w:rPr>
-              <w:t xml:space="preserve">Explain at the particle level why the acidic cups and the basic cups gave different colours. In your answer: (a) state the Arrhenius definition of an acid and of a base; (b) write ionisation equations for HCl, H2SO4, NaOH and Ca(OH)2; (c) explain how the particles you named link to the colours of lemon juice and liquid soap with universal indicator, and to what happens in tap water.</w:t>
+              <w:t xml:space="preserve">Explain at the particle level why lemon juice is sour and has a low pH, and why soap feels slippery. Use the Arrhenius definitions of an acid and an alkali, and the concentration data: lemon juice H+ = 1 x 10^-2 mol/L, vinegar H+ about 1.6 x 10^-3 mol/L, water 1 x 10^-7 mol/L, soap OH- = 1 x 10^-4 mol/L. Explain how much more H+ lemon juice has than vinegar, and say how you know. Describe how the Model you drew in Lesson 1 changed.</w:t>
             </w:r>
           </w:p>
         </w:tc>
@@ -478,7 +668,7 @@
                 <w:sz w:val="18"/>
                 <w:szCs w:val="18"/>
               </w:rPr>
-              <w:t xml:space="preserve">(a) An Arrhenius acid produces H+ ions in aqueous solution. An Arrhenius base produces OH- ions in aqueous solution. (b) HCl(aq) → H+(aq) + Cl-(aq). H2SO4(aq) → 2H+(aq) + SO4 2-(aq) (diprotic; HCl is monoprotic). NaOH(aq) → Na+(aq) + OH-(aq). Ca(OH)2(aq) → Ca2+(aq) + 2OH-(aq). (c) Lemon juice and Stoney Tangawizi contain dissolved acids that release H+ ions, so the cups have a high H+ concentration and universal indicator turns red or orange. Liquid soap and Jik bleach are basic solutions with a high OH- concentration, so universal indicator turns blue or purple. Tap water has equal amounts of H+ and OH-, so it is neutral and gives green. The colours are not random: they reveal which ion is present in greater amount.</w:t>
+              <w:t xml:space="preserve">Claim: Lemon juice and vinegar are sour with low pH because they release H+ (aq) ions in water, and soap is slippery because it is an alkali that produces OH- (aq) ions. Evidence: Lemon juice has H+ of 1 x 10^-2 mol/L and vinegar about 1.6 x 10^-3 mol/L, far more than pure water at 1 x 10^-7 mol/L. Soap has OH- of 1 x 10^-4 mol/L, which is 1000 times more than water (1 x 10^-7 mol/L). Reasoning: An acid is a substance that produces H+ (aq) ions in water, so the citric acid in lemon juice and the ethanoic acid (acetic acid) in vinegar release H+ (aq). A lower pH means a higher H+ concentration, and each pH unit is a 10-fold change. Lemon juice is 0.8 pH units lower than vinegar, so it has about 6 times more H+ (10^0.8 is about 6.3), which is why it is more sour. An alkali is a base that dissolves in water and produces OH- (aq) ions; these ions react with the oils on the skin, giving the slippery feel. Baking soda gives fewer OH- ions than soap, so it is only weakly basic (pH 8.3). My Lesson 1 model had only a guess that something differed inside the products; my final model shows more H+ (aq) in lemon juice and vinegar and more OH- (aq) in baking soda and soap.</w:t>
             </w:r>
           </w:p>
         </w:tc>
@@ -539,7 +729,7 @@
                 <w:sz w:val="22"/>
                 <w:szCs w:val="22"/>
               </w:rPr>
-              <w:t xml:space="preserve">Part 3: Why the shades differ – pH, strength and ionisation</w:t>
+              <w:t xml:space="preserve">Part 3: How acids and bases behave</w:t>
             </w:r>
           </w:p>
         </w:tc>
@@ -573,7 +763,7 @@
                 <w:sz w:val="18"/>
                 <w:szCs w:val="18"/>
               </w:rPr>
-              <w:t xml:space="preserve">The cups did not all show the same shade within the red group or within the blue-purple group. (a) Explain what the pH scale measures and how pH numbers relate to the indicator colours and to H+ concentration. (b) In Lesson 9 hydrochloric acid gave pH 1 while ethanoic acid in vinegar gave about pH 3, and sodium hydroxide gave pH 13 while ammonia solution gave about pH 11. Suggest what property of the particles in these solutions could account for the differences, and show how the equations for a strong and a weak acid differ. (c) Use your ideas to explain why lemon juice (red) and Stoney Tangawizi (orange-red) differ in shade, and why the basic cups differ in shade from each other.</w:t>
+              <w:t xml:space="preserve">When vinegar was added to baking soda it fizzed. Magnesium ribbon was placed in dilute hydrochloric acid. Describe what you observed and how you tested each gas. Explain why these reactions happen with acids but not with soap or water, and write word equations for the two reactions. Then explain what happens, in terms of ions, when an acid and a base are mixed.</w:t>
             </w:r>
           </w:p>
         </w:tc>
@@ -605,7 +795,7 @@
                 <w:sz w:val="18"/>
                 <w:szCs w:val="18"/>
               </w:rPr>
-              <w:t xml:space="preserve">(a) pH is a scale from 0 to 14 that measures the relative concentration of H+ ions. pH below 7 is acidic, 7 is neutral and above 7 is basic. Each step is about a tenfold change in H+ concentration. Lower pH means more H+ and a redder colour with universal indicator; higher pH means more OH- and a bluer or purple colour. Lemon juice is about pH 2, tap water about pH 7 and Jik about pH 12 to 13. (b) The difference lies in the degree of ionisation. Strong acids and bases such as HCl and NaOH ionise completely, giving many H+ or OH- ions and pH values far from 7. Weak acids and bases such as ethanoic acid and ammonia ionise only partially, so fewer ions are produced and the pH is closer to 7. A strong acid uses a one-directional arrow: HCl → H+ + Cl-. A weak acid uses a reversible arrow: CH3COOH ⇌ H+ + CH3COO-. (c) Lemon juice (citric acid, a weak acid, pH about 2) gave red, and Stoney Tangawizi (carbonic acid, a weak acid, pH about 3 to 4) gave orange-red: the cup with the lower pH has the higher H+ concentration and the redder colour. In the same way, the basic cups differ in shade because they differ in OH- concentration. Jik bleach, a strongly basic solution at pH about 12 to 13, gave the deepest purple, while baking soda solution and liquid soap, with a lower OH- concentration and lower pH, gave blue or blue-violet. Shade therefore depends on how many H+ or OH- ions are present, which depends on both the concentration of the substance and how much of it ionises.</w:t>
+              <w:t xml:space="preserve">Claim: Acids react with carbonates and reactive metals because of their H+ (aq) ions, and acids and bases react together in neutralisation. Evidence: Vinegar and lemon juice fizzed with baking soda, and the gas turned limewater milky, showing carbon dioxide; water with baking soda did not fizz. Magnesium in dilute hydrochloric acid gave bubbles and the gas burned with a squeaky pop (lighted splint), showing hydrogen; magnesium in water gave no bubbles. Reasoning: The H+ (aq) ions in acids react with the carbonate-type baking soda and with magnesium. Acid + carbonate gives salt + water + carbon dioxide. Acid + metal gives salt + hydrogen. Soap and water do not release H+ (aq) so they do not do this. In neutralisation, acid + base gives salt + water; in terms of ions, H+ (aq) + OH- (aq) gives H2O (l). In the investigation, universal indicator moved from red towards orange, yellow and green as magnesium hydroxide or baking soda was added to dilute hydrochloric acid, showing that the pH rose.</w:t>
             </w:r>
           </w:p>
         </w:tc>
@@ -666,7 +856,7 @@
                 <w:sz w:val="22"/>
                 <w:szCs w:val="22"/>
               </w:rPr>
-              <w:t xml:space="preserve">Part 4: What acids do – chemical properties</w:t>
+              <w:t xml:space="preserve">Part 4: Strength, safety and uses</w:t>
             </w:r>
           </w:p>
         </w:tc>
@@ -700,7 +890,7 @@
                 <w:sz w:val="18"/>
                 <w:szCs w:val="18"/>
               </w:rPr>
-              <w:t xml:space="preserve">Acids are not only detected by colour; they also react. (a) Name the four types of substance that acids react with in the lessons, and for each give the products and the test or observation that provides the evidence. (b) Write one balanced equation for acid + metal, one for acid + carbonate, and the net ionic equation for neutralisation. (c) Explain what these reactions have in common in terms of the Arrhenius model.</w:t>
+              <w:t xml:space="preserve">Otieno asked: if both are acids, why is lemon juice lower on the graph than vinegar? Use the data for 0.1 M hydrochloric acid (pH 1), 0.1 M ethanoic acid (pH 3), 0.1 M sodium hydroxide (pH 13) and 0.1 M ammonia solution (pH 11) to explain the difference between strength and concentration. Then explain why a weak base such as magnesium hydroxide is a safer antacid than a strong base, and why soap is useful for cleaning but harmful if swallowed.</w:t>
             </w:r>
           </w:p>
         </w:tc>
@@ -732,7 +922,7 @@
                 <w:sz w:val="18"/>
                 <w:szCs w:val="18"/>
               </w:rPr>
-              <w:t xml:space="preserve">(a) Acid + metal (e.g. zinc or magnesium) → salt + hydrogen gas; evidence is bubbling and a 'pop' with a lit splint. Acid + metal oxide (e.g. copper oxide) → salt + water; evidence is the black solid dissolving to give a blue solution. Acid + metal carbonate or hydrogen carbonate (marble chips, baking soda) → salt + water + carbon dioxide; evidence is fizzing and limewater turning milky. Acid + base/alkali (neutralisation) → salt + water; evidence is phenolphthalein turning from colourless to pink at the endpoint when NaOH is added to HCl. (b) Zn(s) + 2HCl(aq) → ZnCl2(aq) + H2(g). 2HCl(aq) + CaCO3(s) → CaCl2(aq) + H2O(l) + CO2(g). Net ionic equation for neutralisation: H+(aq) + OH-(aq) → H2O(l). (c) In every reaction the H+ ion from the acid is the active particle. It is the same particle that makes universal indicator turn red, so the cups' colours and the reactions both come from H+ ions.</w:t>
+              <w:t xml:space="preserve">Claim: Strength depends on how much an acid or base ionises, not on how much is dissolved, and strength affects safety and uses. Evidence: At the same concentration of 0.1 M, hydrochloric acid has pH 1 but ethanoic acid has pH 3, and sodium hydroxide has pH 13 but ammonia has pH 11. Reasoning: Hydrochloric acid and sodium hydroxide are strong because they ionise almost completely, giving many H+ (aq) or OH- (aq) ions. Ethanoic acid and ammonia are weak because they ionise only partly, giving fewer ions even though the same amount is dissolved. Concentration is how much is dissolved; strength is how much ionises. A strong base would add a lot of OH- (aq) and could be harmful in the body, so a weak base such as magnesium hydroxide is a safer antacid. Soap (pH 10.0) has OH- (aq) that helps remove grease, which makes it useful for cleaning, but the same alkalinity is harmful if swallowed, so it needs safety precautions. In the laboratory we never taste chemicals and we wear goggles.</w:t>
             </w:r>
           </w:p>
         </w:tc>
@@ -793,7 +983,7 @@
                 <w:sz w:val="22"/>
                 <w:szCs w:val="22"/>
               </w:rPr>
-              <w:t xml:space="preserve">Part 5: Why it matters – health, farms and environment</w:t>
+              <w:t xml:space="preserve">Part 5: Answering the driving question</w:t>
             </w:r>
           </w:p>
         </w:tc>
@@ -827,7 +1017,7 @@
                 <w:sz w:val="18"/>
                 <w:szCs w:val="18"/>
               </w:rPr>
-              <w:t xml:space="preserve">Answer the second half of the Driving Question. Using examples from Kenya, explain why the acid or base properties of liquids matter for (a) health, (b) farming and (c) the environment or industry. In each case name the substance, say whether it is an acid or a base, and explain the chemistry involved. Finally, write a short concluding paragraph that answers the whole Driving Question, referring to all eight cups.</w:t>
+              <w:t xml:space="preserve">Write your final Claim-Evidence-Reasoning answer to the driving question: Does the alkalinity of a substance determine its uses in day to day life? Why are patients with hyperacidity issues given antacid medications? Use at least three uses (for example vinegar, soap, baking soda, Mr Kamau's lime in Kericho, the pharmacist in Nairobi). Include the stomach pH values and the soil pH values. Say what else, besides alkalinity, matters.</w:t>
             </w:r>
           </w:p>
         </w:tc>
@@ -859,7 +1049,7 @@
                 <w:sz w:val="18"/>
                 <w:szCs w:val="18"/>
               </w:rPr>
-              <w:t xml:space="preserve">(a) Health: stomach acid (HCl, pH about 1 to 2) helps digest foods such as ugali and githeri. When there is too much, antacids containing bases such as magnesium hydroxide or sodium bicarbonate neutralise the excess H+ ions (for example H+ + OH- → H2O for magnesium hydroxide), relieving discomfort. (b) Farming: in Kericho, tea soil with pH 4.2 is too acidic and harms the plants, while pH 5.5 to 6.0 supports good growth. Farmers apply lime to neutralise the acid and raise the pH. If the lime is calcium hydroxide, a strong base, the OH- ions react with H+ (H+ + OH- → H2O); if it is calcium carbonate, the carbonate ions react with H+ to give water and carbon dioxide (2H+ + CO3 2- → H2O + CO2). Lime is also used on acidic soils in the Rift Valley. (c) Environment and industry: sulphuric acid is used in car batteries and can corrode metals and carbonate materials; sodium hydroxide is used in soap making at Kisumu, and wastes that are too acidic or basic can change the pH of rivers such as the Nairobi River, so effluent pH must be checked. Conclusion: the eight cups turned different colours because each liquid has a different concentration of H+ or OH- ions. Acidic liquids such as lemon juice, Stoney Tangawizi and chai have more H+ and are red to orange; tap water and cow's milk are neutral or very nearly so and are green to yellow-green; baking soda, liquid soap and Jik have more OH- and are blue to purple. How strong the acid or base is, shown by its degree of ionisation and pH, explains the different shades. These same ions control how substances react, so measuring and controlling pH matters for our health, farms and environment.</w:t>
+              <w:t xml:space="preserve">Claim: Yes, alkalinity largely determines uses, together with strength and safety. Patients with hyperacidity are given antacids because the base in the antacid neutralises excess stomach hydrochloric acid. Evidence: Vinegar (pH 2.8) is an acid used by mama mboga for pickling kachumbari and onions. Soap (pH 10.0) is an alkali used for cleaning grease. Baking soda (pH 8.3) is weakly basic and safe in small amounts in mandazi. In Kericho, Mr Kamau uses lime to raise acidic soil from pH about 4.5 to about 6.0 for maize. After eating spicy nyama choma in Nairobi, a patient with hyperacidity is given magnesium hydroxide, which raises stomach pH from about 1.5 to 2 to about 3.5 to 5. Reasoning: Bases neutralise acids: acid + base gives salt + water, and H+ (aq) + OH- (aq) gives H2O (l). The OH- (aq) from lime reacts with H+ (aq) in the soil, and the base in the antacid reacts with H+ (aq) from stomach hydrochloric acid, raising the pH to a safer level. Acids are useful for preservation and flavour, and bases for cleaning, baking and neutralising acids. Strength and safety also matter: a weak base such as magnesium hydroxide is chosen as an antacid because it is safer than a strong base, and soap is useful but harmful if swallowed.</w:t>
             </w:r>
           </w:p>
         </w:tc>
@@ -1086,7 +1276,7 @@
                 <w:sz w:val="18"/>
                 <w:szCs w:val="18"/>
               </w:rPr>
-              <w:t xml:space="preserve">Classification and use of evidence</w:t>
+              <w:t xml:space="preserve">Claim answers the driving question</w:t>
             </w:r>
           </w:p>
         </w:tc>
@@ -1118,7 +1308,7 @@
                 <w:sz w:val="18"/>
                 <w:szCs w:val="18"/>
               </w:rPr>
-              <w:t xml:space="preserve">Correctly sorts all eight cups and accurately uses indicator colours and observations from the experiments to support every claim.</w:t>
+              <w:t xml:space="preserve">Gives a clear claim that alkalinity, with strength and safety, largely determines uses, and states why antacids are given for hyperacidity.</w:t>
             </w:r>
           </w:p>
         </w:tc>
@@ -1150,7 +1340,7 @@
                 <w:sz w:val="18"/>
                 <w:szCs w:val="18"/>
               </w:rPr>
-              <w:t xml:space="preserve">Sorts most cups correctly and uses some indicator evidence, with minor errors or gaps.</w:t>
+              <w:t xml:space="preserve">Gives a claim about uses and antacids but leaves out strength or safety.</w:t>
             </w:r>
           </w:p>
         </w:tc>
@@ -1182,7 +1372,7 @@
                 <w:sz w:val="18"/>
                 <w:szCs w:val="18"/>
               </w:rPr>
-              <w:t xml:space="preserve">Sorts few cups correctly or gives colours without linking them to acid, base or neutral.</w:t>
+              <w:t xml:space="preserve">Claim is missing, unclear or does not address both parts of the question.</w:t>
             </w:r>
           </w:p>
         </w:tc>
@@ -1216,7 +1406,7 @@
                 <w:sz w:val="18"/>
                 <w:szCs w:val="18"/>
               </w:rPr>
-              <w:t xml:space="preserve">Particle-level explanation (Arrhenius model)</w:t>
+              <w:t xml:space="preserve">Use of evidence and data</w:t>
             </w:r>
           </w:p>
         </w:tc>
@@ -1248,7 +1438,7 @@
                 <w:sz w:val="18"/>
                 <w:szCs w:val="18"/>
               </w:rPr>
-              <w:t xml:space="preserve">States both Arrhenius definitions correctly, writes correct ionisation equations, and links H+ and OH- to indicator colours.</w:t>
+              <w:t xml:space="preserve">Uses exact pH values, concentrations, indicator colours, reaction tests and stomach/soil pH changes correctly in every part.</w:t>
             </w:r>
           </w:p>
         </w:tc>
@@ -1280,7 +1470,7 @@
                 <w:sz w:val="18"/>
                 <w:szCs w:val="18"/>
               </w:rPr>
-              <w:t xml:space="preserve">States the definitions and writes most equations correctly, but the link to the colours is incomplete.</w:t>
+              <w:t xml:space="preserve">Uses most data correctly, with one or two missing or small errors.</w:t>
             </w:r>
           </w:p>
         </w:tc>
@@ -1312,7 +1502,7 @@
                 <w:sz w:val="18"/>
                 <w:szCs w:val="18"/>
               </w:rPr>
-              <w:t xml:space="preserve">Gives incomplete or incorrect definitions or equations, with little reference to ions.</w:t>
+              <w:t xml:space="preserve">Uses little data, or data is incorrect or not linked to the claim.</w:t>
             </w:r>
           </w:p>
         </w:tc>
@@ -1346,7 +1536,7 @@
                 <w:sz w:val="18"/>
                 <w:szCs w:val="18"/>
               </w:rPr>
-              <w:t xml:space="preserve">pH, strength and ionisation</w:t>
+              <w:t xml:space="preserve">Particle-level reasoning</w:t>
             </w:r>
           </w:p>
         </w:tc>
@@ -1378,7 +1568,7 @@
                 <w:sz w:val="18"/>
                 <w:szCs w:val="18"/>
               </w:rPr>
-              <w:t xml:space="preserve">Explains the pH scale and the tenfold change, and clearly distinguishes strong from weak using degree of ionisation and correct arrows.</w:t>
+              <w:t xml:space="preserve">Explains using H+ (aq) and OH- (aq), the Arrhenius definitions, the 10-fold pH change and H+ (aq) + OH- (aq) gives H2O (l) accurately.</w:t>
             </w:r>
           </w:p>
         </w:tc>
@@ -1410,7 +1600,7 @@
                 <w:sz w:val="18"/>
                 <w:szCs w:val="18"/>
               </w:rPr>
-              <w:t xml:space="preserve">Explains pH and the strong/weak difference with some imprecision.</w:t>
+              <w:t xml:space="preserve">Mentions H+ and OH- ions correctly but explanations are incomplete.</w:t>
             </w:r>
           </w:p>
         </w:tc>
@@ -1442,7 +1632,7 @@
                 <w:sz w:val="18"/>
                 <w:szCs w:val="18"/>
               </w:rPr>
-              <w:t xml:space="preserve">Confuses strength with concentration or pH values, or omits ionisation.</w:t>
+              <w:t xml:space="preserve">Does not use ions, or confuses acids and bases.</w:t>
             </w:r>
           </w:p>
         </w:tc>
@@ -1476,7 +1666,7 @@
                 <w:sz w:val="18"/>
                 <w:szCs w:val="18"/>
               </w:rPr>
-              <w:t xml:space="preserve">Chemical properties and equations</w:t>
+              <w:t xml:space="preserve">Strength, concentration and safety</w:t>
             </w:r>
           </w:p>
         </w:tc>
@@ -1508,7 +1698,7 @@
                 <w:sz w:val="18"/>
                 <w:szCs w:val="18"/>
               </w:rPr>
-              <w:t xml:space="preserve">Gives all four reaction types with correct products, tests and balanced and ionic equations, and identifies H+ as the common active particle.</w:t>
+              <w:t xml:space="preserve">Clearly separates strength from concentration using the HCl, ethanoic acid, NaOH and ammonia data, and links this to safe antacid and soap use.</w:t>
             </w:r>
           </w:p>
         </w:tc>
@@ -1540,7 +1730,7 @@
                 <w:sz w:val="18"/>
                 <w:szCs w:val="18"/>
               </w:rPr>
-              <w:t xml:space="preserve">Gives most reaction types, with minor errors in equations or tests.</w:t>
+              <w:t xml:space="preserve">Describes strength correctly but does not link to safety clearly.</w:t>
             </w:r>
           </w:p>
         </w:tc>
@@ -1572,7 +1762,7 @@
                 <w:sz w:val="18"/>
                 <w:szCs w:val="18"/>
               </w:rPr>
-              <w:t xml:space="preserve">Gives few reactions or has several incorrect products or equations.</w:t>
+              <w:t xml:space="preserve">Confuses strength with concentration or omits safety.</w:t>
             </w:r>
           </w:p>
         </w:tc>
@@ -1606,7 +1796,7 @@
                 <w:sz w:val="18"/>
                 <w:szCs w:val="18"/>
               </w:rPr>
-              <w:t xml:space="preserve">Kenyan applications and final conclusion</w:t>
+              <w:t xml:space="preserve">Kenyan context and communication</w:t>
             </w:r>
           </w:p>
         </w:tc>
@@ -1638,7 +1828,7 @@
                 <w:sz w:val="18"/>
                 <w:szCs w:val="18"/>
               </w:rPr>
-              <w:t xml:space="preserve">Gives accurate Kenyan examples for health, farming and environment with correct chemistry, and a clear conclusion answering the Driving Question.</w:t>
+              <w:t xml:space="preserve">Links to Kisumu products, Kericho lime and the Nairobi pharmacist; uses correct terms in clear, organised sentences.</w:t>
             </w:r>
           </w:p>
         </w:tc>
@@ -1670,7 +1860,7 @@
                 <w:sz w:val="18"/>
                 <w:szCs w:val="18"/>
               </w:rPr>
-              <w:t xml:space="preserve">Gives relevant examples with partial chemistry and a conclusion that answers most of the Driving Question.</w:t>
+              <w:t xml:space="preserve">Uses some contexts and mostly correct terms.</w:t>
             </w:r>
           </w:p>
         </w:tc>
@@ -1702,7 +1892,7 @@
                 <w:sz w:val="18"/>
                 <w:szCs w:val="18"/>
               </w:rPr>
-              <w:t xml:space="preserve">Gives vague or incorrect examples and a conclusion that does not address the Driving Question.</w:t>
+              <w:t xml:space="preserve">Little context; terms are misused or writing is hard to follow.</w:t>
             </w:r>
           </w:p>
         </w:tc>
@@ -1826,7 +2016,7 @@
         </w:rPr>
         <w:t xml:space="preserve">© 2026 SeaVuria and ARES. This work is licensed under a </w:t>
       </w:r>
-      <w:hyperlink w:history="1" r:id="rIdrhjidvh0oupvasikhfl-c">
+      <w:hyperlink w:history="1" r:id="rIdamk7ts8yzxbikosgey6qo">
         <w:r>
           <w:rPr>
             <w:rFonts w:ascii="Arial" w:cs="Arial" w:eastAsia="Arial" w:hAnsi="Arial"/>
@@ -1846,7 +2036,7 @@
         </w:rPr>
         <w:t xml:space="preserve"> (</w:t>
       </w:r>
-      <w:hyperlink w:history="1" r:id="rIdrjkgetm98zps3oluaoi3g">
+      <w:hyperlink w:history="1" r:id="rIdwyyzqaio7u3gwhwbui0u-">
         <w:r>
           <w:rPr>
             <w:rFonts w:ascii="Arial" w:cs="Arial" w:eastAsia="Arial" w:hAnsi="Arial"/>
@@ -1866,7 +2056,7 @@
         </w:rPr>
         <w:t xml:space="preserve">). To view a copy of this license, visit </w:t>
       </w:r>
-      <w:hyperlink w:history="1" r:id="rIdy3wlle96xx6r_rtaxadqg">
+      <w:hyperlink w:history="1" r:id="rId8gjfq3fvwqqotbw6zmz60">
         <w:r>
           <w:rPr>
             <w:rFonts w:ascii="Arial" w:cs="Arial" w:eastAsia="Arial" w:hAnsi="Arial"/>

--- a/data/outputs/v2/Chemistry/SS3.1_Acids_and_Bases/Chemistry_Acids_and_Bases_FinalExplanation_TeacherKey.docx
+++ b/data/outputs/v2/Chemistry/SS3.1_Acids_and_Bases/Chemistry_Acids_and_Bases_FinalExplanation_TeacherKey.docx
@@ -4,6 +4,7 @@
   <w:body>
     <w:p>
       <w:pPr>
+        <w:keepNext w:val="false"/>
         <w:spacing w:after="30" w:before="0"/>
         <w:jc w:val="center"/>
       </w:pPr>
@@ -23,6 +24,7 @@
     </w:p>
     <w:p>
       <w:pPr>
+        <w:keepNext w:val="false"/>
         <w:spacing w:after="60" w:before="0"/>
         <w:jc w:val="center"/>
       </w:pPr>
@@ -81,6 +83,7 @@
           </w:tcPr>
           <w:p>
             <w:pPr>
+              <w:keepNext w:val="false"/>
               <w:spacing w:after="40" w:before="0"/>
               <w:jc w:val="center"/>
             </w:pPr>
@@ -116,6 +119,7 @@
           </w:tcPr>
           <w:p>
             <w:pPr>
+              <w:keepNext w:val="false"/>
               <w:spacing w:after="40" w:before="0"/>
               <w:jc w:val="center"/>
             </w:pPr>
@@ -176,6 +180,7 @@
           </w:tcPr>
           <w:p>
             <w:pPr>
+              <w:keepNext w:val="false"/>
               <w:spacing w:after="40" w:before="0"/>
               <w:jc w:val="center"/>
             </w:pPr>
@@ -210,6 +215,7 @@
           </w:tcPr>
           <w:p>
             <w:pPr>
+              <w:keepNext w:val="false"/>
               <w:spacing w:after="40" w:before="0"/>
               <w:jc w:val="left"/>
             </w:pPr>
@@ -229,6 +235,7 @@
           </w:p>
           <w:p>
             <w:pPr>
+              <w:keepNext w:val="false"/>
               <w:spacing w:after="40" w:before="0"/>
               <w:jc w:val="left"/>
             </w:pPr>
@@ -248,6 +255,7 @@
           </w:p>
           <w:p>
             <w:pPr>
+              <w:keepNext w:val="false"/>
               <w:spacing w:after="40" w:before="0"/>
               <w:jc w:val="left"/>
             </w:pPr>
@@ -267,6 +275,7 @@
           </w:p>
           <w:p>
             <w:pPr>
+              <w:keepNext w:val="false"/>
               <w:spacing w:after="40" w:before="0"/>
               <w:jc w:val="left"/>
             </w:pPr>
@@ -284,137 +293,470 @@
               <w:t xml:space="preserve"/>
             </w:r>
           </w:p>
-          <w:p>
-            <w:pPr>
-              <w:spacing w:after="40" w:before="0"/>
-              <w:jc w:val="left"/>
-            </w:pPr>
-            <w:r>
-              <w:rPr>
-                <w:rFonts w:ascii="Arial" w:cs="Arial" w:eastAsia="Arial" w:hAnsi="Arial"/>
-                <w:b w:val="false"/>
-                <w:bCs w:val="false"/>
-                <w:i w:val="false"/>
-                <w:iCs w:val="false"/>
-                <w:color w:val="000000"/>
-                <w:sz w:val="18"/>
-                <w:szCs w:val="18"/>
-              </w:rPr>
-              <w:t xml:space="preserve">| Substance | pH |</w:t>
-            </w:r>
-          </w:p>
-          <w:p>
-            <w:pPr>
-              <w:spacing w:after="40" w:before="0"/>
-              <w:jc w:val="left"/>
-            </w:pPr>
-            <w:r>
-              <w:rPr>
-                <w:rFonts w:ascii="Arial" w:cs="Arial" w:eastAsia="Arial" w:hAnsi="Arial"/>
-                <w:b w:val="false"/>
-                <w:bCs w:val="false"/>
-                <w:i w:val="false"/>
-                <w:iCs w:val="false"/>
-                <w:color w:val="000000"/>
-                <w:sz w:val="18"/>
-                <w:szCs w:val="18"/>
-              </w:rPr>
-              <w:t xml:space="preserve">|---|---|</w:t>
-            </w:r>
-          </w:p>
-          <w:p>
-            <w:pPr>
-              <w:spacing w:after="40" w:before="0"/>
-              <w:jc w:val="left"/>
-            </w:pPr>
-            <w:r>
-              <w:rPr>
-                <w:rFonts w:ascii="Arial" w:cs="Arial" w:eastAsia="Arial" w:hAnsi="Arial"/>
-                <w:b w:val="false"/>
-                <w:bCs w:val="false"/>
-                <w:i w:val="false"/>
-                <w:iCs w:val="false"/>
-                <w:color w:val="000000"/>
-                <w:sz w:val="18"/>
-                <w:szCs w:val="18"/>
-              </w:rPr>
-              <w:t xml:space="preserve">| Lemon juice (Kisumu market) | 2.0 |</w:t>
-            </w:r>
-          </w:p>
-          <w:p>
-            <w:pPr>
-              <w:spacing w:after="40" w:before="0"/>
-              <w:jc w:val="left"/>
-            </w:pPr>
-            <w:r>
-              <w:rPr>
-                <w:rFonts w:ascii="Arial" w:cs="Arial" w:eastAsia="Arial" w:hAnsi="Arial"/>
-                <w:b w:val="false"/>
-                <w:bCs w:val="false"/>
-                <w:i w:val="false"/>
-                <w:iCs w:val="false"/>
-                <w:color w:val="000000"/>
-                <w:sz w:val="18"/>
-                <w:szCs w:val="18"/>
-              </w:rPr>
-              <w:t xml:space="preserve">| Vinegar (5% ethanoic acid) | 2.8 |</w:t>
-            </w:r>
-          </w:p>
-          <w:p>
-            <w:pPr>
-              <w:spacing w:after="40" w:before="0"/>
-              <w:jc w:val="left"/>
-            </w:pPr>
-            <w:r>
-              <w:rPr>
-                <w:rFonts w:ascii="Arial" w:cs="Arial" w:eastAsia="Arial" w:hAnsi="Arial"/>
-                <w:b w:val="false"/>
-                <w:bCs w:val="false"/>
-                <w:i w:val="false"/>
-                <w:iCs w:val="false"/>
-                <w:color w:val="000000"/>
-                <w:sz w:val="18"/>
-                <w:szCs w:val="18"/>
-              </w:rPr>
-              <w:t xml:space="preserve">| Pure water | 7.0 |</w:t>
-            </w:r>
-          </w:p>
-          <w:p>
-            <w:pPr>
-              <w:spacing w:after="40" w:before="0"/>
-              <w:jc w:val="left"/>
-            </w:pPr>
-            <w:r>
-              <w:rPr>
-                <w:rFonts w:ascii="Arial" w:cs="Arial" w:eastAsia="Arial" w:hAnsi="Arial"/>
-                <w:b w:val="false"/>
-                <w:bCs w:val="false"/>
-                <w:i w:val="false"/>
-                <w:iCs w:val="false"/>
-                <w:color w:val="000000"/>
-                <w:sz w:val="18"/>
-                <w:szCs w:val="18"/>
-              </w:rPr>
-              <w:t xml:space="preserve">| Baking soda solution (as used for mandazi) | 8.3 |</w:t>
-            </w:r>
-          </w:p>
-          <w:p>
-            <w:pPr>
-              <w:spacing w:after="40" w:before="0"/>
-              <w:jc w:val="left"/>
-            </w:pPr>
-            <w:r>
-              <w:rPr>
-                <w:rFonts w:ascii="Arial" w:cs="Arial" w:eastAsia="Arial" w:hAnsi="Arial"/>
-                <w:b w:val="false"/>
-                <w:bCs w:val="false"/>
-                <w:i w:val="false"/>
-                <w:iCs w:val="false"/>
-                <w:color w:val="000000"/>
-                <w:sz w:val="18"/>
-                <w:szCs w:val="18"/>
-              </w:rPr>
-              <w:t xml:space="preserve">| Bar soap solution | 10.0 |</w:t>
+          <w:tbl>
+            <w:tblPr>
+              <w:tblW w:type="dxa" w:w="13320"/>
+              <w:tblBorders>
+                <w:top w:val="single" w:color="AAAAAA" w:sz="4"/>
+                <w:left w:val="single" w:color="AAAAAA" w:sz="4"/>
+                <w:bottom w:val="single" w:color="AAAAAA" w:sz="4"/>
+                <w:right w:val="single" w:color="AAAAAA" w:sz="4"/>
+                <w:insideH w:val="single" w:color="auto" w:sz="4"/>
+                <w:insideV w:val="single" w:color="auto" w:sz="4"/>
+              </w:tblBorders>
+              <w:tblLayout w:type="fixed"/>
+            </w:tblPr>
+            <w:tblGrid>
+              <w:gridCol w:w="6660"/>
+              <w:gridCol w:w="6660"/>
+            </w:tblGrid>
+            <w:tr>
+              <w:tc>
+                <w:tcPr>
+                  <w:tcW w:type="dxa" w:w="6660"/>
+                  <w:shd w:fill="D5E8F0" w:color="auto" w:val="clear"/>
+                  <w:tcMar>
+                    <w:top w:type="dxa" w:w="60"/>
+                    <w:left w:type="dxa" w:w="120"/>
+                    <w:bottom w:type="dxa" w:w="60"/>
+                    <w:right w:type="dxa" w:w="120"/>
+                  </w:tcMar>
+                  <w:vAlign w:val="top"/>
+                </w:tcPr>
+                <w:p>
+                  <w:pPr>
+                    <w:keepNext w:val="false"/>
+                    <w:spacing w:after="40" w:before="0"/>
+                    <w:jc w:val="left"/>
+                  </w:pPr>
+                  <w:r>
+                    <w:rPr>
+                      <w:rFonts w:ascii="Arial" w:cs="Arial" w:eastAsia="Arial" w:hAnsi="Arial"/>
+                      <w:b/>
+                      <w:bCs/>
+                      <w:i w:val="false"/>
+                      <w:iCs w:val="false"/>
+                      <w:color w:val="000000"/>
+                      <w:sz w:val="18"/>
+                      <w:szCs w:val="18"/>
+                    </w:rPr>
+                    <w:t xml:space="preserve">Substance</w:t>
+                  </w:r>
+                </w:p>
+              </w:tc>
+              <w:tc>
+                <w:tcPr>
+                  <w:tcW w:type="dxa" w:w="6660"/>
+                  <w:shd w:fill="D5E8F0" w:color="auto" w:val="clear"/>
+                  <w:tcMar>
+                    <w:top w:type="dxa" w:w="60"/>
+                    <w:left w:type="dxa" w:w="120"/>
+                    <w:bottom w:type="dxa" w:w="60"/>
+                    <w:right w:type="dxa" w:w="120"/>
+                  </w:tcMar>
+                  <w:vAlign w:val="top"/>
+                </w:tcPr>
+                <w:p>
+                  <w:pPr>
+                    <w:keepNext w:val="false"/>
+                    <w:spacing w:after="40" w:before="0"/>
+                    <w:jc w:val="left"/>
+                  </w:pPr>
+                  <w:r>
+                    <w:rPr>
+                      <w:rFonts w:ascii="Arial" w:cs="Arial" w:eastAsia="Arial" w:hAnsi="Arial"/>
+                      <w:b/>
+                      <w:bCs/>
+                      <w:i w:val="false"/>
+                      <w:iCs w:val="false"/>
+                      <w:color w:val="000000"/>
+                      <w:sz w:val="18"/>
+                      <w:szCs w:val="18"/>
+                    </w:rPr>
+                    <w:t xml:space="preserve">pH</w:t>
+                  </w:r>
+                </w:p>
+              </w:tc>
+            </w:tr>
+            <w:tr>
+              <w:tc>
+                <w:tcPr>
+                  <w:tcW w:type="dxa" w:w="6660"/>
+                  <w:shd w:fill="FFFFFF" w:color="auto" w:val="clear"/>
+                  <w:tcMar>
+                    <w:top w:type="dxa" w:w="60"/>
+                    <w:left w:type="dxa" w:w="120"/>
+                    <w:bottom w:type="dxa" w:w="60"/>
+                    <w:right w:type="dxa" w:w="120"/>
+                  </w:tcMar>
+                  <w:vAlign w:val="top"/>
+                </w:tcPr>
+                <w:p>
+                  <w:pPr>
+                    <w:keepNext w:val="false"/>
+                    <w:spacing w:after="40" w:before="0"/>
+                    <w:jc w:val="left"/>
+                  </w:pPr>
+                  <w:r>
+                    <w:rPr>
+                      <w:rFonts w:ascii="Arial" w:cs="Arial" w:eastAsia="Arial" w:hAnsi="Arial"/>
+                      <w:b w:val="false"/>
+                      <w:bCs w:val="false"/>
+                      <w:i w:val="false"/>
+                      <w:iCs w:val="false"/>
+                      <w:color w:val="000000"/>
+                      <w:sz w:val="18"/>
+                      <w:szCs w:val="18"/>
+                    </w:rPr>
+                    <w:t xml:space="preserve">Lemon juice (Kisumu market)</w:t>
+                  </w:r>
+                </w:p>
+              </w:tc>
+              <w:tc>
+                <w:tcPr>
+                  <w:tcW w:type="dxa" w:w="6660"/>
+                  <w:shd w:fill="FFFFFF" w:color="auto" w:val="clear"/>
+                  <w:tcMar>
+                    <w:top w:type="dxa" w:w="60"/>
+                    <w:left w:type="dxa" w:w="120"/>
+                    <w:bottom w:type="dxa" w:w="60"/>
+                    <w:right w:type="dxa" w:w="120"/>
+                  </w:tcMar>
+                  <w:vAlign w:val="top"/>
+                </w:tcPr>
+                <w:p>
+                  <w:pPr>
+                    <w:keepNext w:val="false"/>
+                    <w:spacing w:after="40" w:before="0"/>
+                    <w:jc w:val="left"/>
+                  </w:pPr>
+                  <w:r>
+                    <w:rPr>
+                      <w:rFonts w:ascii="Arial" w:cs="Arial" w:eastAsia="Arial" w:hAnsi="Arial"/>
+                      <w:b w:val="false"/>
+                      <w:bCs w:val="false"/>
+                      <w:i w:val="false"/>
+                      <w:iCs w:val="false"/>
+                      <w:color w:val="000000"/>
+                      <w:sz w:val="18"/>
+                      <w:szCs w:val="18"/>
+                    </w:rPr>
+                    <w:t xml:space="preserve">2.0</w:t>
+                  </w:r>
+                </w:p>
+              </w:tc>
+            </w:tr>
+            <w:tr>
+              <w:tc>
+                <w:tcPr>
+                  <w:tcW w:type="dxa" w:w="6660"/>
+                  <w:shd w:fill="FFFFFF" w:color="auto" w:val="clear"/>
+                  <w:tcMar>
+                    <w:top w:type="dxa" w:w="60"/>
+                    <w:left w:type="dxa" w:w="120"/>
+                    <w:bottom w:type="dxa" w:w="60"/>
+                    <w:right w:type="dxa" w:w="120"/>
+                  </w:tcMar>
+                  <w:vAlign w:val="top"/>
+                </w:tcPr>
+                <w:p>
+                  <w:pPr>
+                    <w:keepNext w:val="false"/>
+                    <w:spacing w:after="40" w:before="0"/>
+                    <w:jc w:val="left"/>
+                  </w:pPr>
+                  <w:r>
+                    <w:rPr>
+                      <w:rFonts w:ascii="Arial" w:cs="Arial" w:eastAsia="Arial" w:hAnsi="Arial"/>
+                      <w:b w:val="false"/>
+                      <w:bCs w:val="false"/>
+                      <w:i w:val="false"/>
+                      <w:iCs w:val="false"/>
+                      <w:color w:val="000000"/>
+                      <w:sz w:val="18"/>
+                      <w:szCs w:val="18"/>
+                    </w:rPr>
+                    <w:t xml:space="preserve">Vinegar (5% ethanoic acid)</w:t>
+                  </w:r>
+                </w:p>
+              </w:tc>
+              <w:tc>
+                <w:tcPr>
+                  <w:tcW w:type="dxa" w:w="6660"/>
+                  <w:shd w:fill="FFFFFF" w:color="auto" w:val="clear"/>
+                  <w:tcMar>
+                    <w:top w:type="dxa" w:w="60"/>
+                    <w:left w:type="dxa" w:w="120"/>
+                    <w:bottom w:type="dxa" w:w="60"/>
+                    <w:right w:type="dxa" w:w="120"/>
+                  </w:tcMar>
+                  <w:vAlign w:val="top"/>
+                </w:tcPr>
+                <w:p>
+                  <w:pPr>
+                    <w:keepNext w:val="false"/>
+                    <w:spacing w:after="40" w:before="0"/>
+                    <w:jc w:val="left"/>
+                  </w:pPr>
+                  <w:r>
+                    <w:rPr>
+                      <w:rFonts w:ascii="Arial" w:cs="Arial" w:eastAsia="Arial" w:hAnsi="Arial"/>
+                      <w:b w:val="false"/>
+                      <w:bCs w:val="false"/>
+                      <w:i w:val="false"/>
+                      <w:iCs w:val="false"/>
+                      <w:color w:val="000000"/>
+                      <w:sz w:val="18"/>
+                      <w:szCs w:val="18"/>
+                    </w:rPr>
+                    <w:t xml:space="preserve">2.8</w:t>
+                  </w:r>
+                </w:p>
+              </w:tc>
+            </w:tr>
+            <w:tr>
+              <w:tc>
+                <w:tcPr>
+                  <w:tcW w:type="dxa" w:w="6660"/>
+                  <w:shd w:fill="FFFFFF" w:color="auto" w:val="clear"/>
+                  <w:tcMar>
+                    <w:top w:type="dxa" w:w="60"/>
+                    <w:left w:type="dxa" w:w="120"/>
+                    <w:bottom w:type="dxa" w:w="60"/>
+                    <w:right w:type="dxa" w:w="120"/>
+                  </w:tcMar>
+                  <w:vAlign w:val="top"/>
+                </w:tcPr>
+                <w:p>
+                  <w:pPr>
+                    <w:keepNext w:val="false"/>
+                    <w:spacing w:after="40" w:before="0"/>
+                    <w:jc w:val="left"/>
+                  </w:pPr>
+                  <w:r>
+                    <w:rPr>
+                      <w:rFonts w:ascii="Arial" w:cs="Arial" w:eastAsia="Arial" w:hAnsi="Arial"/>
+                      <w:b w:val="false"/>
+                      <w:bCs w:val="false"/>
+                      <w:i w:val="false"/>
+                      <w:iCs w:val="false"/>
+                      <w:color w:val="000000"/>
+                      <w:sz w:val="18"/>
+                      <w:szCs w:val="18"/>
+                    </w:rPr>
+                    <w:t xml:space="preserve">Pure water</w:t>
+                  </w:r>
+                </w:p>
+              </w:tc>
+              <w:tc>
+                <w:tcPr>
+                  <w:tcW w:type="dxa" w:w="6660"/>
+                  <w:shd w:fill="FFFFFF" w:color="auto" w:val="clear"/>
+                  <w:tcMar>
+                    <w:top w:type="dxa" w:w="60"/>
+                    <w:left w:type="dxa" w:w="120"/>
+                    <w:bottom w:type="dxa" w:w="60"/>
+                    <w:right w:type="dxa" w:w="120"/>
+                  </w:tcMar>
+                  <w:vAlign w:val="top"/>
+                </w:tcPr>
+                <w:p>
+                  <w:pPr>
+                    <w:keepNext w:val="false"/>
+                    <w:spacing w:after="40" w:before="0"/>
+                    <w:jc w:val="left"/>
+                  </w:pPr>
+                  <w:r>
+                    <w:rPr>
+                      <w:rFonts w:ascii="Arial" w:cs="Arial" w:eastAsia="Arial" w:hAnsi="Arial"/>
+                      <w:b w:val="false"/>
+                      <w:bCs w:val="false"/>
+                      <w:i w:val="false"/>
+                      <w:iCs w:val="false"/>
+                      <w:color w:val="000000"/>
+                      <w:sz w:val="18"/>
+                      <w:szCs w:val="18"/>
+                    </w:rPr>
+                    <w:t xml:space="preserve">7.0</w:t>
+                  </w:r>
+                </w:p>
+              </w:tc>
+            </w:tr>
+            <w:tr>
+              <w:tc>
+                <w:tcPr>
+                  <w:tcW w:type="dxa" w:w="6660"/>
+                  <w:shd w:fill="FFFFFF" w:color="auto" w:val="clear"/>
+                  <w:tcMar>
+                    <w:top w:type="dxa" w:w="60"/>
+                    <w:left w:type="dxa" w:w="120"/>
+                    <w:bottom w:type="dxa" w:w="60"/>
+                    <w:right w:type="dxa" w:w="120"/>
+                  </w:tcMar>
+                  <w:vAlign w:val="top"/>
+                </w:tcPr>
+                <w:p>
+                  <w:pPr>
+                    <w:keepNext w:val="false"/>
+                    <w:spacing w:after="40" w:before="0"/>
+                    <w:jc w:val="left"/>
+                  </w:pPr>
+                  <w:r>
+                    <w:rPr>
+                      <w:rFonts w:ascii="Arial" w:cs="Arial" w:eastAsia="Arial" w:hAnsi="Arial"/>
+                      <w:b w:val="false"/>
+                      <w:bCs w:val="false"/>
+                      <w:i w:val="false"/>
+                      <w:iCs w:val="false"/>
+                      <w:color w:val="000000"/>
+                      <w:sz w:val="18"/>
+                      <w:szCs w:val="18"/>
+                    </w:rPr>
+                    <w:t xml:space="preserve">Baking soda solution (as used for mandazi)</w:t>
+                  </w:r>
+                </w:p>
+              </w:tc>
+              <w:tc>
+                <w:tcPr>
+                  <w:tcW w:type="dxa" w:w="6660"/>
+                  <w:shd w:fill="FFFFFF" w:color="auto" w:val="clear"/>
+                  <w:tcMar>
+                    <w:top w:type="dxa" w:w="60"/>
+                    <w:left w:type="dxa" w:w="120"/>
+                    <w:bottom w:type="dxa" w:w="60"/>
+                    <w:right w:type="dxa" w:w="120"/>
+                  </w:tcMar>
+                  <w:vAlign w:val="top"/>
+                </w:tcPr>
+                <w:p>
+                  <w:pPr>
+                    <w:keepNext w:val="false"/>
+                    <w:spacing w:after="40" w:before="0"/>
+                    <w:jc w:val="left"/>
+                  </w:pPr>
+                  <w:r>
+                    <w:rPr>
+                      <w:rFonts w:ascii="Arial" w:cs="Arial" w:eastAsia="Arial" w:hAnsi="Arial"/>
+                      <w:b w:val="false"/>
+                      <w:bCs w:val="false"/>
+                      <w:i w:val="false"/>
+                      <w:iCs w:val="false"/>
+                      <w:color w:val="000000"/>
+                      <w:sz w:val="18"/>
+                      <w:szCs w:val="18"/>
+                    </w:rPr>
+                    <w:t xml:space="preserve">8.3</w:t>
+                  </w:r>
+                </w:p>
+              </w:tc>
+            </w:tr>
+            <w:tr>
+              <w:tc>
+                <w:tcPr>
+                  <w:tcW w:type="dxa" w:w="6660"/>
+                  <w:shd w:fill="FFFFFF" w:color="auto" w:val="clear"/>
+                  <w:tcMar>
+                    <w:top w:type="dxa" w:w="60"/>
+                    <w:left w:type="dxa" w:w="120"/>
+                    <w:bottom w:type="dxa" w:w="60"/>
+                    <w:right w:type="dxa" w:w="120"/>
+                  </w:tcMar>
+                  <w:vAlign w:val="top"/>
+                </w:tcPr>
+                <w:p>
+                  <w:pPr>
+                    <w:keepNext w:val="false"/>
+                    <w:spacing w:after="40" w:before="0"/>
+                    <w:jc w:val="left"/>
+                  </w:pPr>
+                  <w:r>
+                    <w:rPr>
+                      <w:rFonts w:ascii="Arial" w:cs="Arial" w:eastAsia="Arial" w:hAnsi="Arial"/>
+                      <w:b w:val="false"/>
+                      <w:bCs w:val="false"/>
+                      <w:i w:val="false"/>
+                      <w:iCs w:val="false"/>
+                      <w:color w:val="000000"/>
+                      <w:sz w:val="18"/>
+                      <w:szCs w:val="18"/>
+                    </w:rPr>
+                    <w:t xml:space="preserve">Bar soap solution</w:t>
+                  </w:r>
+                </w:p>
+              </w:tc>
+              <w:tc>
+                <w:tcPr>
+                  <w:tcW w:type="dxa" w:w="6660"/>
+                  <w:shd w:fill="FFFFFF" w:color="auto" w:val="clear"/>
+                  <w:tcMar>
+                    <w:top w:type="dxa" w:w="60"/>
+                    <w:left w:type="dxa" w:w="120"/>
+                    <w:bottom w:type="dxa" w:w="60"/>
+                    <w:right w:type="dxa" w:w="120"/>
+                  </w:tcMar>
+                  <w:vAlign w:val="top"/>
+                </w:tcPr>
+                <w:p>
+                  <w:pPr>
+                    <w:keepNext w:val="false"/>
+                    <w:spacing w:after="40" w:before="0"/>
+                    <w:jc w:val="left"/>
+                  </w:pPr>
+                  <w:r>
+                    <w:rPr>
+                      <w:rFonts w:ascii="Arial" w:cs="Arial" w:eastAsia="Arial" w:hAnsi="Arial"/>
+                      <w:b w:val="false"/>
+                      <w:bCs w:val="false"/>
+                      <w:i w:val="false"/>
+                      <w:iCs w:val="false"/>
+                      <w:color w:val="000000"/>
+                      <w:sz w:val="18"/>
+                      <w:szCs w:val="18"/>
+                    </w:rPr>
+                    <w:t xml:space="preserve">10.0</w:t>
+                  </w:r>
+                </w:p>
+              </w:tc>
+            </w:tr>
+          </w:tbl>
+          <w:p>
+            <w:pPr>
+              <w:keepNext w:val="false"/>
+              <w:spacing w:after="60" w:before="0"/>
+              <w:jc w:val="left"/>
+            </w:pPr>
+            <w:r>
+              <w:rPr>
+                <w:rFonts w:ascii="Arial" w:cs="Arial" w:eastAsia="Arial" w:hAnsi="Arial"/>
+                <w:b w:val="false"/>
+                <w:bCs w:val="false"/>
+                <w:i w:val="false"/>
+                <w:iCs w:val="false"/>
+                <w:color w:val="000000"/>
+                <w:sz w:val="18"/>
+                <w:szCs w:val="18"/>
+              </w:rPr>
+              <w:t xml:space="preserve"/>
+            </w:r>
+          </w:p>
+          <w:p>
+            <w:pPr>
+              <w:keepNext w:val="false"/>
+              <w:spacing w:after="60" w:before="0"/>
+              <w:jc w:val="left"/>
+            </w:pPr>
+            <w:r>
+              <w:rPr>
+                <w:rFonts w:ascii="Arial" w:cs="Arial" w:eastAsia="Arial" w:hAnsi="Arial"/>
+                <w:b w:val="false"/>
+                <w:bCs w:val="false"/>
+                <w:i w:val="false"/>
+                <w:iCs w:val="false"/>
+                <w:color w:val="000000"/>
+                <w:sz w:val="18"/>
+                <w:szCs w:val="18"/>
+              </w:rPr>
+              <w:t xml:space="preserve"/>
             </w:r>
           </w:p>
         </w:tc>
@@ -461,6 +803,7 @@
           </w:tcPr>
           <w:p>
             <w:pPr>
+              <w:keepNext/>
               <w:spacing w:after="40" w:before="0"/>
               <w:jc w:val="center"/>
             </w:pPr>
@@ -495,6 +838,7 @@
           </w:tcPr>
           <w:p>
             <w:pPr>
+              <w:keepNext w:val="false"/>
               <w:spacing w:after="40" w:before="0"/>
               <w:jc w:val="left"/>
             </w:pPr>
@@ -527,6 +871,7 @@
           </w:tcPr>
           <w:p>
             <w:pPr>
+              <w:keepNext w:val="false"/>
               <w:spacing w:after="40" w:before="0"/>
               <w:jc w:val="left"/>
             </w:pPr>
@@ -588,6 +933,7 @@
           </w:tcPr>
           <w:p>
             <w:pPr>
+              <w:keepNext/>
               <w:spacing w:after="40" w:before="0"/>
               <w:jc w:val="center"/>
             </w:pPr>
@@ -622,6 +968,7 @@
           </w:tcPr>
           <w:p>
             <w:pPr>
+              <w:keepNext w:val="false"/>
               <w:spacing w:after="40" w:before="0"/>
               <w:jc w:val="left"/>
             </w:pPr>
@@ -654,6 +1001,7 @@
           </w:tcPr>
           <w:p>
             <w:pPr>
+              <w:keepNext w:val="false"/>
               <w:spacing w:after="40" w:before="0"/>
               <w:jc w:val="left"/>
             </w:pPr>
@@ -715,6 +1063,7 @@
           </w:tcPr>
           <w:p>
             <w:pPr>
+              <w:keepNext/>
               <w:spacing w:after="40" w:before="0"/>
               <w:jc w:val="center"/>
             </w:pPr>
@@ -749,6 +1098,7 @@
           </w:tcPr>
           <w:p>
             <w:pPr>
+              <w:keepNext w:val="false"/>
               <w:spacing w:after="40" w:before="0"/>
               <w:jc w:val="left"/>
             </w:pPr>
@@ -781,6 +1131,7 @@
           </w:tcPr>
           <w:p>
             <w:pPr>
+              <w:keepNext w:val="false"/>
               <w:spacing w:after="40" w:before="0"/>
               <w:jc w:val="left"/>
             </w:pPr>
@@ -842,6 +1193,7 @@
           </w:tcPr>
           <w:p>
             <w:pPr>
+              <w:keepNext/>
               <w:spacing w:after="40" w:before="0"/>
               <w:jc w:val="center"/>
             </w:pPr>
@@ -876,6 +1228,7 @@
           </w:tcPr>
           <w:p>
             <w:pPr>
+              <w:keepNext w:val="false"/>
               <w:spacing w:after="40" w:before="0"/>
               <w:jc w:val="left"/>
             </w:pPr>
@@ -908,6 +1261,7 @@
           </w:tcPr>
           <w:p>
             <w:pPr>
+              <w:keepNext w:val="false"/>
               <w:spacing w:after="40" w:before="0"/>
               <w:jc w:val="left"/>
             </w:pPr>
@@ -969,6 +1323,7 @@
           </w:tcPr>
           <w:p>
             <w:pPr>
+              <w:keepNext/>
               <w:spacing w:after="40" w:before="0"/>
               <w:jc w:val="center"/>
             </w:pPr>
@@ -1003,6 +1358,7 @@
           </w:tcPr>
           <w:p>
             <w:pPr>
+              <w:keepNext w:val="false"/>
               <w:spacing w:after="40" w:before="0"/>
               <w:jc w:val="left"/>
             </w:pPr>
@@ -1035,6 +1391,7 @@
           </w:tcPr>
           <w:p>
             <w:pPr>
+              <w:keepNext w:val="false"/>
               <w:spacing w:after="40" w:before="0"/>
               <w:jc w:val="left"/>
             </w:pPr>
@@ -1098,6 +1455,7 @@
           </w:tcPr>
           <w:p>
             <w:pPr>
+              <w:keepNext w:val="false"/>
               <w:spacing w:after="40" w:before="0"/>
               <w:jc w:val="center"/>
             </w:pPr>
@@ -1132,6 +1490,7 @@
           </w:tcPr>
           <w:p>
             <w:pPr>
+              <w:keepNext w:val="false"/>
               <w:spacing w:after="40" w:before="0"/>
               <w:jc w:val="left"/>
             </w:pPr>
@@ -1164,6 +1523,7 @@
           </w:tcPr>
           <w:p>
             <w:pPr>
+              <w:keepNext w:val="false"/>
               <w:spacing w:after="40" w:before="0"/>
               <w:jc w:val="left"/>
             </w:pPr>
@@ -1196,6 +1556,7 @@
           </w:tcPr>
           <w:p>
             <w:pPr>
+              <w:keepNext w:val="false"/>
               <w:spacing w:after="40" w:before="0"/>
               <w:jc w:val="left"/>
             </w:pPr>
@@ -1228,6 +1589,7 @@
           </w:tcPr>
           <w:p>
             <w:pPr>
+              <w:keepNext w:val="false"/>
               <w:spacing w:after="40" w:before="0"/>
               <w:jc w:val="left"/>
             </w:pPr>
@@ -1262,6 +1624,7 @@
           </w:tcPr>
           <w:p>
             <w:pPr>
+              <w:keepNext w:val="false"/>
               <w:spacing w:after="40" w:before="0"/>
               <w:jc w:val="left"/>
             </w:pPr>
@@ -1294,6 +1657,7 @@
           </w:tcPr>
           <w:p>
             <w:pPr>
+              <w:keepNext w:val="false"/>
               <w:spacing w:after="40" w:before="0"/>
               <w:jc w:val="left"/>
             </w:pPr>
@@ -1326,6 +1690,7 @@
           </w:tcPr>
           <w:p>
             <w:pPr>
+              <w:keepNext w:val="false"/>
               <w:spacing w:after="40" w:before="0"/>
               <w:jc w:val="left"/>
             </w:pPr>
@@ -1358,6 +1723,7 @@
           </w:tcPr>
           <w:p>
             <w:pPr>
+              <w:keepNext w:val="false"/>
               <w:spacing w:after="40" w:before="0"/>
               <w:jc w:val="left"/>
             </w:pPr>
@@ -1392,6 +1758,7 @@
           </w:tcPr>
           <w:p>
             <w:pPr>
+              <w:keepNext w:val="false"/>
               <w:spacing w:after="40" w:before="0"/>
               <w:jc w:val="left"/>
             </w:pPr>
@@ -1424,6 +1791,7 @@
           </w:tcPr>
           <w:p>
             <w:pPr>
+              <w:keepNext w:val="false"/>
               <w:spacing w:after="40" w:before="0"/>
               <w:jc w:val="left"/>
             </w:pPr>
@@ -1456,6 +1824,7 @@
           </w:tcPr>
           <w:p>
             <w:pPr>
+              <w:keepNext w:val="false"/>
               <w:spacing w:after="40" w:before="0"/>
               <w:jc w:val="left"/>
             </w:pPr>
@@ -1488,6 +1857,7 @@
           </w:tcPr>
           <w:p>
             <w:pPr>
+              <w:keepNext w:val="false"/>
               <w:spacing w:after="40" w:before="0"/>
               <w:jc w:val="left"/>
             </w:pPr>
@@ -1522,6 +1892,7 @@
           </w:tcPr>
           <w:p>
             <w:pPr>
+              <w:keepNext w:val="false"/>
               <w:spacing w:after="40" w:before="0"/>
               <w:jc w:val="left"/>
             </w:pPr>
@@ -1554,6 +1925,7 @@
           </w:tcPr>
           <w:p>
             <w:pPr>
+              <w:keepNext w:val="false"/>
               <w:spacing w:after="40" w:before="0"/>
               <w:jc w:val="left"/>
             </w:pPr>
@@ -1586,6 +1958,7 @@
           </w:tcPr>
           <w:p>
             <w:pPr>
+              <w:keepNext w:val="false"/>
               <w:spacing w:after="40" w:before="0"/>
               <w:jc w:val="left"/>
             </w:pPr>
@@ -1618,6 +1991,7 @@
           </w:tcPr>
           <w:p>
             <w:pPr>
+              <w:keepNext w:val="false"/>
               <w:spacing w:after="40" w:before="0"/>
               <w:jc w:val="left"/>
             </w:pPr>
@@ -1652,6 +2026,7 @@
           </w:tcPr>
           <w:p>
             <w:pPr>
+              <w:keepNext w:val="false"/>
               <w:spacing w:after="40" w:before="0"/>
               <w:jc w:val="left"/>
             </w:pPr>
@@ -1684,6 +2059,7 @@
           </w:tcPr>
           <w:p>
             <w:pPr>
+              <w:keepNext w:val="false"/>
               <w:spacing w:after="40" w:before="0"/>
               <w:jc w:val="left"/>
             </w:pPr>
@@ -1716,6 +2092,7 @@
           </w:tcPr>
           <w:p>
             <w:pPr>
+              <w:keepNext w:val="false"/>
               <w:spacing w:after="40" w:before="0"/>
               <w:jc w:val="left"/>
             </w:pPr>
@@ -1748,6 +2125,7 @@
           </w:tcPr>
           <w:p>
             <w:pPr>
+              <w:keepNext w:val="false"/>
               <w:spacing w:after="40" w:before="0"/>
               <w:jc w:val="left"/>
             </w:pPr>
@@ -1782,6 +2160,7 @@
           </w:tcPr>
           <w:p>
             <w:pPr>
+              <w:keepNext w:val="false"/>
               <w:spacing w:after="40" w:before="0"/>
               <w:jc w:val="left"/>
             </w:pPr>
@@ -1814,6 +2193,7 @@
           </w:tcPr>
           <w:p>
             <w:pPr>
+              <w:keepNext w:val="false"/>
               <w:spacing w:after="40" w:before="0"/>
               <w:jc w:val="left"/>
             </w:pPr>
@@ -1846,6 +2226,7 @@
           </w:tcPr>
           <w:p>
             <w:pPr>
+              <w:keepNext w:val="false"/>
               <w:spacing w:after="40" w:before="0"/>
               <w:jc w:val="left"/>
             </w:pPr>
@@ -1878,6 +2259,7 @@
           </w:tcPr>
           <w:p>
             <w:pPr>
+              <w:keepNext w:val="false"/>
               <w:spacing w:after="40" w:before="0"/>
               <w:jc w:val="left"/>
             </w:pPr>
@@ -2016,7 +2398,7 @@
         </w:rPr>
         <w:t xml:space="preserve">© 2026 SeaVuria and ARES. This work is licensed under a </w:t>
       </w:r>
-      <w:hyperlink w:history="1" r:id="rIdamk7ts8yzxbikosgey6qo">
+      <w:hyperlink w:history="1" r:id="rIdhwmph7ysmkwa5xwzz5bfx">
         <w:r>
           <w:rPr>
             <w:rFonts w:ascii="Arial" w:cs="Arial" w:eastAsia="Arial" w:hAnsi="Arial"/>
@@ -2036,7 +2418,7 @@
         </w:rPr>
         <w:t xml:space="preserve"> (</w:t>
       </w:r>
-      <w:hyperlink w:history="1" r:id="rIdwyyzqaio7u3gwhwbui0u-">
+      <w:hyperlink w:history="1" r:id="rIdu1yeb6-v6atjbyrjyyult">
         <w:r>
           <w:rPr>
             <w:rFonts w:ascii="Arial" w:cs="Arial" w:eastAsia="Arial" w:hAnsi="Arial"/>
@@ -2056,7 +2438,7 @@
         </w:rPr>
         <w:t xml:space="preserve">). To view a copy of this license, visit </w:t>
       </w:r>
-      <w:hyperlink w:history="1" r:id="rId8gjfq3fvwqqotbw6zmz60">
+      <w:hyperlink w:history="1" r:id="rIdudsjerkrawpc1m0yaakyz">
         <w:r>
           <w:rPr>
             <w:rFonts w:ascii="Arial" w:cs="Arial" w:eastAsia="Arial" w:hAnsi="Arial"/>

--- a/data/outputs/v2/Chemistry/SS3.1_Acids_and_Bases/Chemistry_Acids_and_Bases_FinalExplanation_TeacherKey.docx
+++ b/data/outputs/v2/Chemistry/SS3.1_Acids_and_Bases/Chemistry_Acids_and_Bases_FinalExplanation_TeacherKey.docx
@@ -2398,7 +2398,7 @@
         </w:rPr>
         <w:t xml:space="preserve">© 2026 SeaVuria and ARES. This work is licensed under a </w:t>
       </w:r>
-      <w:hyperlink w:history="1" r:id="rIdhwmph7ysmkwa5xwzz5bfx">
+      <w:hyperlink w:history="1" r:id="rIdjtvxxpadgjj3scmo7ox--">
         <w:r>
           <w:rPr>
             <w:rFonts w:ascii="Arial" w:cs="Arial" w:eastAsia="Arial" w:hAnsi="Arial"/>
@@ -2418,7 +2418,7 @@
         </w:rPr>
         <w:t xml:space="preserve"> (</w:t>
       </w:r>
-      <w:hyperlink w:history="1" r:id="rIdu1yeb6-v6atjbyrjyyult">
+      <w:hyperlink w:history="1" r:id="rIdigsfv1nl78r2o87brtwtx">
         <w:r>
           <w:rPr>
             <w:rFonts w:ascii="Arial" w:cs="Arial" w:eastAsia="Arial" w:hAnsi="Arial"/>
@@ -2438,7 +2438,7 @@
         </w:rPr>
         <w:t xml:space="preserve">). To view a copy of this license, visit </w:t>
       </w:r>
-      <w:hyperlink w:history="1" r:id="rIdudsjerkrawpc1m0yaakyz">
+      <w:hyperlink w:history="1" r:id="rIdorj7vu2g5cjol3aytpb8q">
         <w:r>
           <w:rPr>
             <w:rFonts w:ascii="Arial" w:cs="Arial" w:eastAsia="Arial" w:hAnsi="Arial"/>
